--- a/modelli_documenti/allegato_a_precompilabile.docx
+++ b/modelli_documenti/allegato_a_precompilabile.docx
@@ -23,47 +23,7 @@
           <w:szCs w:val="22"/>
           <w:lang w:eastAsia="en-US"/>
         </w:rPr>
-        <w:t xml:space="preserve">CONVENZIONE Formazione Scuola-Lavoro </w:t>
-      </w:r>
-      <w:r>
-        <w:rPr>
-          <w:rFonts w:ascii="Calibri" w:eastAsia="Calibri" w:hAnsi="Calibri" w:cs="Calibri"/>
-          <w:b/>
-          <w:sz w:val="22"/>
-          <w:szCs w:val="22"/>
-          <w:lang w:eastAsia="en-US"/>
-        </w:rPr>
-        <w:t>A.A. 202</w:t>
-      </w:r>
-      <w:r>
-        <w:rPr>
-          <w:rFonts w:ascii="Calibri" w:eastAsia="Calibri" w:hAnsi="Calibri" w:cs="Calibri"/>
-          <w:b/>
-          <w:sz w:val="22"/>
-          <w:szCs w:val="22"/>
-          <w:lang w:eastAsia="en-US"/>
-        </w:rPr>
-        <w:t>6</w:t>
-      </w:r>
-      <w:r>
-        <w:rPr>
-          <w:rFonts w:ascii="Calibri" w:eastAsia="Calibri" w:hAnsi="Calibri" w:cs="Calibri"/>
-          <w:b/>
-          <w:sz w:val="22"/>
-          <w:szCs w:val="22"/>
-          <w:lang w:eastAsia="en-US"/>
-        </w:rPr>
-        <w:t>/202</w:t>
-      </w:r>
-      <w:r>
-        <w:rPr>
-          <w:rFonts w:ascii="Calibri" w:eastAsia="Calibri" w:hAnsi="Calibri" w:cs="Calibri"/>
-          <w:b/>
-          <w:sz w:val="22"/>
-          <w:szCs w:val="22"/>
-          <w:lang w:eastAsia="en-US"/>
-        </w:rPr>
-        <w:t>7</w:t>
+        <w:t xml:space="preserve">CONVENZIONE Formazione Scuola-Lavoro</w:t>
       </w:r>
     </w:p>
     <w:bookmarkEnd w:id="0"/>
